--- a/zht/docx/06.content.docx
+++ b/zht/docx/06.content.docx
@@ -3459,19 +3459,7 @@
         <w:rPr>
           <w:lang w:val="zh_TW" w:bidi="zh_TW"/>
         </w:rPr>
-        <w:t>它們至今仍然存在，表明這些紀念碑已經存在了好幾代，直到這本書的最終編輯成書（見</w:t>
-      </w:r>
-      <w:r>
-        <w:rPr>
-          <w:lang w:val="zh_TW" w:bidi="zh_TW"/>
-        </w:rPr>
-        <w:t>約書亞記簡介</w:t>
-      </w:r>
-      <w:r>
-        <w:rPr>
-          <w:lang w:val="zh_TW" w:bidi="zh_TW"/>
-        </w:rPr>
-        <w:t>，「作者和日期」）。</w:t>
+        <w:t>它們至今仍然存在，表明這些紀念碑已經存在了好幾代，直到這本書的最終編輯成書（見約書亞記簡介，「作者和日期」）。</w:t>
       </w:r>
       <w:r>
         <w:rPr>
@@ -8112,19 +8100,7 @@
         <w:rPr>
           <w:lang w:val="zh_TW" w:bidi="zh_TW"/>
         </w:rPr>
-        <w:t>直存到今日：見</w:t>
-      </w:r>
-      <w:r>
-        <w:rPr>
-          <w:lang w:val="zh_TW" w:bidi="zh_TW"/>
-        </w:rPr>
-        <w:t>約書亞記簡介</w:t>
-      </w:r>
-      <w:r>
-        <w:rPr>
-          <w:lang w:val="zh_TW" w:bidi="zh_TW"/>
-        </w:rPr>
-        <w:t>，「作者和日期」。</w:t>
+        <w:t>直存到今日：見約書亞記簡介，「作者和日期」。</w:t>
       </w:r>
       <w:r>
         <w:rPr>
